--- a/Защищенные информационные системы/Практика/ЗИС_ПР_5/ББМО-01-25 Железняков РА Акт.docx
+++ b/Защищенные информационные системы/Практика/ЗИС_ПР_5/ББМО-01-25 Железняков РА Акт.docx
@@ -342,7 +342,28 @@
         <w:ind w:left="223" w:firstLine="708"/>
       </w:pPr>
       <w:r>
-        <w:t>3. Класс защищенности автоматизированной системы — 1Д.</w:t>
+        <w:t>3. Уровень обрабатываемой информации — для служебного пользования</w:t>
+      </w:r>
+      <w:r>
+        <w:t>;</w:t>
+      </w:r>
+    </w:p>
+    <w:p>
+      <w:pPr>
+        <w:spacing w:line="360" w:lineRule="auto"/>
+        <w:ind w:left="223" w:firstLine="708"/>
+      </w:pPr>
+      <w:r>
+        <w:t>4</w:t>
+      </w:r>
+      <w:r>
+        <w:t>. Класс защищенности автоматизированной системы — 1</w:t>
+      </w:r>
+      <w:r>
+        <w:t>Г</w:t>
+      </w:r>
+      <w:r>
+        <w:t>.</w:t>
       </w:r>
     </w:p>
     <w:p>
